--- a/lessions/0007_3.docx
+++ b/lessions/0007_3.docx
@@ -230,7 +230,7 @@
     </w:p>
     <w:p>
       <w:r>
-        <w:t>Knife -&gt; kinives</w:t>
+        <w:t>Knife -&gt; knives</w:t>
       </w:r>
     </w:p>
     <w:p>

--- a/lessions/0007_3.docx
+++ b/lessions/0007_3.docx
@@ -275,12 +275,12 @@
     </w:p>
     <w:p>
       <w:r>
-        <w:t>Tooth -&gt; teenth</w:t>
-      </w:r>
-    </w:p>
-    <w:p>
-      <w:r>
-        <w:t>Footh -&gt; feet</w:t>
+        <w:t>Tooth -&gt; teeth</w:t>
+      </w:r>
+    </w:p>
+    <w:p>
+      <w:r>
+        <w:t>Foot -&gt; feet</w:t>
       </w:r>
     </w:p>
     <w:p>
@@ -315,7 +315,13 @@
     </w:p>
     <w:p>
       <w:r>
-        <w:t>There are three cats is the room</w:t>
+        <w:t>There are three cats i</w:t>
+      </w:r>
+      <w:r>
+        <w:t>n</w:t>
+      </w:r>
+      <w:r>
+        <w:t xml:space="preserve"> the room</w:t>
       </w:r>
       <w:r>
         <w:t>-&gt; Có ba con mèo trong phòng</w:t>
@@ -349,12 +355,24 @@
     </w:p>
     <w:p>
       <w:r>
-        <w:t>There is a dog is the yard</w:t>
-      </w:r>
-    </w:p>
-    <w:p>
-      <w:r>
-        <w:t>-&gt; Có một con thó trong sân.</w:t>
+        <w:t>There is a dog i</w:t>
+      </w:r>
+      <w:r>
+        <w:t>n</w:t>
+      </w:r>
+      <w:r>
+        <w:t xml:space="preserve"> the yard</w:t>
+      </w:r>
+    </w:p>
+    <w:p>
+      <w:r>
+        <w:t xml:space="preserve">-&gt; Có một con </w:t>
+      </w:r>
+      <w:r>
+        <w:t>c</w:t>
+      </w:r>
+      <w:r>
+        <w:t>hó trong sân.</w:t>
       </w:r>
     </w:p>
     <w:p>
@@ -369,17 +387,29 @@
     </w:p>
     <w:p>
       <w:r>
-        <w:t>There are two Books on the table.</w:t>
-      </w:r>
-    </w:p>
-    <w:p>
-      <w:r>
-        <w:t>-&gt; Có một quyển sách trên bàn</w:t>
-      </w:r>
-    </w:p>
-    <w:p>
-      <w:r>
-        <w:t>There are manhy students in the class.</w:t>
+        <w:t xml:space="preserve">There are two </w:t>
+      </w:r>
+      <w:r>
+        <w:t>b</w:t>
+      </w:r>
+      <w:r>
+        <w:t>ooks on the table.</w:t>
+      </w:r>
+    </w:p>
+    <w:p>
+      <w:r>
+        <w:t xml:space="preserve">-&gt; Có </w:t>
+      </w:r>
+      <w:r>
+        <w:t xml:space="preserve">hai </w:t>
+      </w:r>
+      <w:r>
+        <w:t>quyển sách trên bàn</w:t>
+      </w:r>
+    </w:p>
+    <w:p>
+      <w:r>
+        <w:t>There are many students in the class.</w:t>
       </w:r>
     </w:p>
     <w:p>
